--- a/companions/docx/iga-raci-starter-template.docx
+++ b/companions/docx/iga-raci-starter-template.docx
@@ -2242,7 +2242,7 @@
                 <w:i w:val="false"/>
                 <w:iCs w:val="false"/>
               </w:rPr>
-              <w:t xml:space="preserve">Lifecycle events (PR1, PR8)</w:t>
+              <w:t xml:space="preserve">Lifecycle events (PS1, PS8)</w:t>
             </w:r>
           </w:p>
         </w:tc>
@@ -2678,7 +2678,7 @@
           <w:i w:val="false"/>
           <w:iCs w:val="false"/>
         </w:rPr>
-        <w:t xml:space="preserve">Ownership transfer on departure is defined (chapter 5, PR7)</w:t>
+        <w:t xml:space="preserve">Ownership transfer on departure is defined (chapter 5, PS7)</w:t>
       </w:r>
     </w:p>
     <w:p>
